--- a/Semestr 4/BioMed/Sprawozdanie_C3_Fotopletyzmografia.docx
+++ b/Semestr 4/BioMed/Sprawozdanie_C3_Fotopletyzmografia.docx
@@ -31,9 +31,11 @@
               <w:top w:val="single" w:sz="4" w:space="0" w:color="auto"/>
               <w:left w:val="nil"/>
               <w:bottom w:val="nil"/>
-              <w:right w:val="nil"/>
             </w:tcBorders>
-            <w:hideMark/>
+            <w:tcMar>
+              <w:left w:w="0" w:type="dxa"/>
+              <w:right w:w="0" w:type="dxa"/>
+            </w:tcMar>
           </w:tcPr>
           <w:p>
             <w:pPr>
@@ -65,6 +67,7 @@
                 <w:lang w:val="pl-PL" w:eastAsia="pl-PL"/>
               </w:rPr>
             </w:pPr>
+            <w:proofErr w:type="spellStart"/>
             <w:r>
               <w:rPr>
                 <w:rFonts w:eastAsia="Times New Roman" w:cs="Times New Roman"/>
@@ -74,6 +77,7 @@
               </w:rPr>
               <w:t>WEAIiIB</w:t>
             </w:r>
+            <w:proofErr w:type="spellEnd"/>
           </w:p>
         </w:tc>
         <w:tc>
@@ -81,10 +85,12 @@
             <w:tcW w:w="1134" w:type="dxa"/>
             <w:tcBorders>
               <w:top w:val="single" w:sz="4" w:space="0" w:color="auto"/>
-              <w:left w:val="nil"/>
               <w:bottom w:val="nil"/>
-              <w:right w:val="nil"/>
             </w:tcBorders>
+            <w:tcMar>
+              <w:left w:w="0" w:type="dxa"/>
+              <w:right w:w="0" w:type="dxa"/>
+            </w:tcMar>
             <w:vAlign w:val="center"/>
           </w:tcPr>
           <w:p>
@@ -105,9 +111,7 @@
             <w:tcW w:w="2835" w:type="dxa"/>
             <w:tcBorders>
               <w:top w:val="single" w:sz="4" w:space="0" w:color="auto"/>
-              <w:left w:val="nil"/>
               <w:bottom w:val="nil"/>
-              <w:right w:val="nil"/>
             </w:tcBorders>
             <w:vAlign w:val="center"/>
           </w:tcPr>
@@ -158,11 +162,13 @@
             <w:tcW w:w="2556" w:type="dxa"/>
             <w:tcBorders>
               <w:top w:val="single" w:sz="4" w:space="0" w:color="auto"/>
-              <w:left w:val="nil"/>
               <w:bottom w:val="nil"/>
               <w:right w:val="nil"/>
             </w:tcBorders>
-            <w:hideMark/>
+            <w:tcMar>
+              <w:left w:w="0" w:type="dxa"/>
+              <w:right w:w="0" w:type="dxa"/>
+            </w:tcMar>
           </w:tcPr>
           <w:p>
             <w:pPr>
@@ -220,9 +226,11 @@
             <w:tcBorders>
               <w:top w:val="nil"/>
               <w:left w:val="nil"/>
-              <w:bottom w:val="nil"/>
-              <w:right w:val="nil"/>
             </w:tcBorders>
+            <w:tcMar>
+              <w:left w:w="0" w:type="dxa"/>
+              <w:right w:w="0" w:type="dxa"/>
+            </w:tcMar>
           </w:tcPr>
           <w:p>
             <w:pPr>
@@ -241,10 +249,11 @@
             <w:tcW w:w="1134" w:type="dxa"/>
             <w:tcBorders>
               <w:top w:val="nil"/>
-              <w:left w:val="nil"/>
-              <w:bottom w:val="nil"/>
-              <w:right w:val="nil"/>
             </w:tcBorders>
+            <w:tcMar>
+              <w:left w:w="0" w:type="dxa"/>
+              <w:right w:w="0" w:type="dxa"/>
+            </w:tcMar>
             <w:vAlign w:val="center"/>
           </w:tcPr>
           <w:p>
@@ -265,9 +274,6 @@
             <w:tcW w:w="2835" w:type="dxa"/>
             <w:tcBorders>
               <w:top w:val="nil"/>
-              <w:left w:val="nil"/>
-              <w:bottom w:val="nil"/>
-              <w:right w:val="nil"/>
             </w:tcBorders>
             <w:vAlign w:val="center"/>
           </w:tcPr>
@@ -289,10 +295,12 @@
             <w:tcW w:w="2556" w:type="dxa"/>
             <w:tcBorders>
               <w:top w:val="nil"/>
-              <w:left w:val="nil"/>
-              <w:bottom w:val="nil"/>
               <w:right w:val="nil"/>
             </w:tcBorders>
+            <w:tcMar>
+              <w:left w:w="0" w:type="dxa"/>
+              <w:right w:w="0" w:type="dxa"/>
+            </w:tcMar>
           </w:tcPr>
           <w:p>
             <w:pPr>
@@ -314,12 +322,12 @@
           <w:tcPr>
             <w:tcW w:w="2552" w:type="dxa"/>
             <w:tcBorders>
-              <w:top w:val="nil"/>
               <w:left w:val="nil"/>
-              <w:bottom w:val="nil"/>
-              <w:right w:val="nil"/>
             </w:tcBorders>
-            <w:hideMark/>
+            <w:tcMar>
+              <w:left w:w="0" w:type="dxa"/>
+              <w:right w:w="0" w:type="dxa"/>
+            </w:tcMar>
           </w:tcPr>
           <w:p>
             <w:pPr>
@@ -345,13 +353,10 @@
         <w:tc>
           <w:tcPr>
             <w:tcW w:w="1134" w:type="dxa"/>
-            <w:tcBorders>
-              <w:top w:val="nil"/>
-              <w:left w:val="nil"/>
-              <w:bottom w:val="nil"/>
-              <w:right w:val="nil"/>
-            </w:tcBorders>
-            <w:hideMark/>
+            <w:tcMar>
+              <w:left w:w="0" w:type="dxa"/>
+              <w:right w:w="0" w:type="dxa"/>
+            </w:tcMar>
           </w:tcPr>
           <w:p>
             <w:pPr>
@@ -399,13 +404,6 @@
         <w:tc>
           <w:tcPr>
             <w:tcW w:w="2835" w:type="dxa"/>
-            <w:tcBorders>
-              <w:top w:val="nil"/>
-              <w:left w:val="nil"/>
-              <w:bottom w:val="nil"/>
-              <w:right w:val="nil"/>
-            </w:tcBorders>
-            <w:hideMark/>
           </w:tcPr>
           <w:p>
             <w:pPr>
@@ -418,6 +416,7 @@
                 <w:lang w:val="pl-PL" w:eastAsia="pl-PL"/>
               </w:rPr>
             </w:pPr>
+            <w:proofErr w:type="spellStart"/>
             <w:r>
               <w:rPr>
                 <w:rFonts w:eastAsia="Times New Roman" w:cs="Times New Roman"/>
@@ -426,20 +425,22 @@
                 <w:szCs w:val="24"/>
                 <w:lang w:val="pl-PL" w:eastAsia="pl-PL"/>
               </w:rPr>
-              <w:t>Fotopletyzmografia</w:t>
-            </w:r>
+              <w:t>fotopletyzmografia</w:t>
+            </w:r>
+            <w:proofErr w:type="spellEnd"/>
           </w:p>
         </w:tc>
         <w:tc>
           <w:tcPr>
             <w:tcW w:w="2556" w:type="dxa"/>
             <w:tcBorders>
-              <w:top w:val="nil"/>
-              <w:left w:val="nil"/>
               <w:bottom w:val="nil"/>
               <w:right w:val="nil"/>
             </w:tcBorders>
-            <w:hideMark/>
+            <w:tcMar>
+              <w:left w:w="0" w:type="dxa"/>
+              <w:right w:w="0" w:type="dxa"/>
+            </w:tcMar>
           </w:tcPr>
           <w:p>
             <w:pPr>
@@ -495,11 +496,12 @@
           <w:tcPr>
             <w:tcW w:w="2552" w:type="dxa"/>
             <w:tcBorders>
-              <w:top w:val="nil"/>
               <w:left w:val="nil"/>
-              <w:bottom w:val="nil"/>
-              <w:right w:val="nil"/>
             </w:tcBorders>
+            <w:tcMar>
+              <w:left w:w="0" w:type="dxa"/>
+              <w:right w:w="0" w:type="dxa"/>
+            </w:tcMar>
           </w:tcPr>
           <w:p>
             <w:pPr>
@@ -516,12 +518,10 @@
         <w:tc>
           <w:tcPr>
             <w:tcW w:w="1134" w:type="dxa"/>
-            <w:tcBorders>
-              <w:top w:val="nil"/>
-              <w:left w:val="nil"/>
-              <w:bottom w:val="nil"/>
-              <w:right w:val="nil"/>
-            </w:tcBorders>
+            <w:tcMar>
+              <w:left w:w="0" w:type="dxa"/>
+              <w:right w:w="0" w:type="dxa"/>
+            </w:tcMar>
           </w:tcPr>
           <w:p>
             <w:pPr>
@@ -540,9 +540,6 @@
           <w:tcPr>
             <w:tcW w:w="2835" w:type="dxa"/>
             <w:tcBorders>
-              <w:top w:val="nil"/>
-              <w:left w:val="nil"/>
-              <w:bottom w:val="nil"/>
               <w:right w:val="nil"/>
             </w:tcBorders>
           </w:tcPr>
@@ -565,9 +562,12 @@
             <w:tcBorders>
               <w:top w:val="nil"/>
               <w:left w:val="nil"/>
-              <w:bottom w:val="nil"/>
               <w:right w:val="nil"/>
             </w:tcBorders>
+            <w:tcMar>
+              <w:left w:w="0" w:type="dxa"/>
+              <w:right w:w="0" w:type="dxa"/>
+            </w:tcMar>
           </w:tcPr>
           <w:p>
             <w:pPr>
@@ -589,12 +589,13 @@
           <w:tcPr>
             <w:tcW w:w="2552" w:type="dxa"/>
             <w:tcBorders>
-              <w:top w:val="nil"/>
               <w:left w:val="nil"/>
               <w:bottom w:val="nil"/>
-              <w:right w:val="nil"/>
             </w:tcBorders>
-            <w:hideMark/>
+            <w:tcMar>
+              <w:left w:w="0" w:type="dxa"/>
+              <w:right w:w="0" w:type="dxa"/>
+            </w:tcMar>
           </w:tcPr>
           <w:p>
             <w:pPr>
@@ -621,11 +622,12 @@
           <w:tcPr>
             <w:tcW w:w="1134" w:type="dxa"/>
             <w:tcBorders>
-              <w:top w:val="nil"/>
-              <w:left w:val="nil"/>
               <w:bottom w:val="nil"/>
-              <w:right w:val="nil"/>
             </w:tcBorders>
+            <w:tcMar>
+              <w:left w:w="0" w:type="dxa"/>
+              <w:right w:w="0" w:type="dxa"/>
+            </w:tcMar>
             <w:vAlign w:val="center"/>
           </w:tcPr>
           <w:p>
@@ -644,13 +646,10 @@
           <w:tcPr>
             <w:tcW w:w="2835" w:type="dxa"/>
             <w:tcBorders>
-              <w:top w:val="nil"/>
-              <w:left w:val="nil"/>
               <w:bottom w:val="nil"/>
               <w:right w:val="nil"/>
             </w:tcBorders>
             <w:vAlign w:val="center"/>
-            <w:hideMark/>
           </w:tcPr>
           <w:p>
             <w:pPr>
@@ -677,12 +676,14 @@
           <w:tcPr>
             <w:tcW w:w="2556" w:type="dxa"/>
             <w:tcBorders>
-              <w:top w:val="nil"/>
               <w:left w:val="nil"/>
               <w:bottom w:val="nil"/>
               <w:right w:val="nil"/>
             </w:tcBorders>
-            <w:hideMark/>
+            <w:tcMar>
+              <w:left w:w="0" w:type="dxa"/>
+              <w:right w:w="0" w:type="dxa"/>
+            </w:tcMar>
           </w:tcPr>
           <w:p>
             <w:pPr>
@@ -718,8 +719,11 @@
               <w:top w:val="nil"/>
               <w:left w:val="nil"/>
               <w:bottom w:val="nil"/>
-              <w:right w:val="nil"/>
             </w:tcBorders>
+            <w:tcMar>
+              <w:left w:w="0" w:type="dxa"/>
+              <w:right w:w="0" w:type="dxa"/>
+            </w:tcMar>
           </w:tcPr>
           <w:p>
             <w:pPr>
@@ -738,10 +742,12 @@
             <w:tcW w:w="1134" w:type="dxa"/>
             <w:tcBorders>
               <w:top w:val="nil"/>
-              <w:left w:val="nil"/>
               <w:bottom w:val="nil"/>
-              <w:right w:val="nil"/>
             </w:tcBorders>
+            <w:tcMar>
+              <w:left w:w="0" w:type="dxa"/>
+              <w:right w:w="0" w:type="dxa"/>
+            </w:tcMar>
             <w:vAlign w:val="center"/>
           </w:tcPr>
           <w:p>
@@ -761,7 +767,6 @@
             <w:tcW w:w="2835" w:type="dxa"/>
             <w:tcBorders>
               <w:top w:val="nil"/>
-              <w:left w:val="nil"/>
               <w:bottom w:val="nil"/>
               <w:right w:val="nil"/>
             </w:tcBorders>
@@ -788,6 +793,10 @@
               <w:bottom w:val="nil"/>
               <w:right w:val="nil"/>
             </w:tcBorders>
+            <w:tcMar>
+              <w:left w:w="0" w:type="dxa"/>
+              <w:right w:w="0" w:type="dxa"/>
+            </w:tcMar>
           </w:tcPr>
           <w:p>
             <w:pPr>
@@ -813,7 +822,10 @@
               <w:bottom w:val="single" w:sz="4" w:space="0" w:color="auto"/>
               <w:right w:val="nil"/>
             </w:tcBorders>
-            <w:hideMark/>
+            <w:tcMar>
+              <w:left w:w="0" w:type="dxa"/>
+              <w:right w:w="0" w:type="dxa"/>
+            </w:tcMar>
           </w:tcPr>
           <w:p>
             <w:pPr>
@@ -845,6 +857,10 @@
               <w:bottom w:val="single" w:sz="4" w:space="0" w:color="auto"/>
               <w:right w:val="nil"/>
             </w:tcBorders>
+            <w:tcMar>
+              <w:left w:w="0" w:type="dxa"/>
+              <w:right w:w="0" w:type="dxa"/>
+            </w:tcMar>
           </w:tcPr>
           <w:p>
             <w:pPr>
@@ -887,7 +903,6 @@
               <w:bottom w:val="single" w:sz="4" w:space="0" w:color="auto"/>
               <w:right w:val="nil"/>
             </w:tcBorders>
-            <w:hideMark/>
           </w:tcPr>
           <w:p>
             <w:pPr>
@@ -919,6 +934,7 @@
                 <w:lang w:val="pl-PL" w:eastAsia="pl-PL"/>
               </w:rPr>
             </w:pPr>
+            <w:proofErr w:type="spellStart"/>
             <w:r>
               <w:rPr>
                 <w:rFonts w:eastAsia="Times New Roman" w:cs="Times New Roman"/>
@@ -926,7 +942,17 @@
                 <w:szCs w:val="24"/>
                 <w:lang w:val="pl-PL" w:eastAsia="pl-PL"/>
               </w:rPr>
-              <w:t>Mivhał Wojna</w:t>
+              <w:t>Mivhał</w:t>
+            </w:r>
+            <w:proofErr w:type="spellEnd"/>
+            <w:r>
+              <w:rPr>
+                <w:rFonts w:eastAsia="Times New Roman" w:cs="Times New Roman"/>
+                <w:sz w:val="20"/>
+                <w:szCs w:val="24"/>
+                <w:lang w:val="pl-PL" w:eastAsia="pl-PL"/>
+              </w:rPr>
+              <w:t xml:space="preserve"> Wojna</w:t>
             </w:r>
           </w:p>
         </w:tc>
@@ -939,6 +965,10 @@
               <w:bottom w:val="single" w:sz="4" w:space="0" w:color="auto"/>
               <w:right w:val="nil"/>
             </w:tcBorders>
+            <w:tcMar>
+              <w:left w:w="0" w:type="dxa"/>
+              <w:right w:w="0" w:type="dxa"/>
+            </w:tcMar>
           </w:tcPr>
           <w:p>
             <w:pPr>
@@ -957,7 +987,60 @@
     </w:tbl>
     <w:p>
       <w:pPr>
-        <w:pStyle w:val="Nagwek1"/>
+        <w:spacing w:after="0"/>
+        <w:jc w:val="both"/>
+        <w:rPr>
+          <w:rFonts w:eastAsia="Times New Roman" w:cs="Times New Roman"/>
+          <w:sz w:val="20"/>
+          <w:szCs w:val="24"/>
+          <w:lang w:val="pl-PL" w:eastAsia="pl-PL"/>
+        </w:rPr>
+      </w:pPr>
+    </w:p>
+    <w:p/>
+    <w:p>
+      <w:pPr>
+        <w:rPr>
+          <w:lang w:val="pl-PL"/>
+        </w:rPr>
+      </w:pPr>
+      <w:r>
+        <w:rPr>
+          <w:lang w:val="pl-PL"/>
+        </w:rPr>
+        <w:t xml:space="preserve">Celem ćwiczenia jest zapoznanie się z dwiema nieinwazyjnymi metodami pomiaru parametrów układu krążenia: </w:t>
+      </w:r>
+      <w:proofErr w:type="spellStart"/>
+      <w:r>
+        <w:rPr>
+          <w:lang w:val="pl-PL"/>
+        </w:rPr>
+        <w:t>fotopletyzmografią</w:t>
+      </w:r>
+      <w:proofErr w:type="spellEnd"/>
+      <w:r>
+        <w:rPr>
+          <w:lang w:val="pl-PL"/>
+        </w:rPr>
+        <w:t xml:space="preserve"> i </w:t>
+      </w:r>
+      <w:proofErr w:type="spellStart"/>
+      <w:r>
+        <w:rPr>
+          <w:lang w:val="pl-PL"/>
+        </w:rPr>
+        <w:t>pulsoksymetrią</w:t>
+      </w:r>
+      <w:proofErr w:type="spellEnd"/>
+      <w:r>
+        <w:rPr>
+          <w:lang w:val="pl-PL"/>
+        </w:rPr>
+        <w:t>. Badanie pozwala na obserwację zmiany objętości naczyń krwionośnych oraz zbadanie wpływu wysiłku fizycznego na tętno.</w:t>
+      </w:r>
+    </w:p>
+    <w:p>
+      <w:pPr>
         <w:rPr>
           <w:lang w:val="pl-PL"/>
         </w:rPr>
@@ -965,7 +1048,6 @@
     </w:p>
     <w:p>
       <w:pPr>
-        <w:pStyle w:val="Nagwek1"/>
         <w:rPr>
           <w:lang w:val="pl-PL"/>
         </w:rPr>
@@ -974,75 +1056,35 @@
         <w:rPr>
           <w:lang w:val="pl-PL"/>
         </w:rPr>
-        <w:t>2. Cel ćwiczenia</w:t>
+        <w:t xml:space="preserve">W pierwszej fazie ćwiczenia dokonano kalibracji toru pomiarowego za pomocą modułu KL-75006 i stacji bazowej KL-72001. Podłączono generator sygnałowy i oscyloskop w celu wyznaczenia charakterystyk amplitudowo-częstotliwościowych filtrów (górnoprzepustowych i dolnoprzepustowego) poprzez przesuwanie odpowiednich zworek na płytce i zmianę częstotliwości wejściowej. Następnie zweryfikowano działanie poszczególnych układów formujących sygnał (wzmacniaczy, modułu różniczkującego, komparatora oraz multiwibratora monostabilnego). Na koniec podłączono czujnik </w:t>
       </w:r>
-    </w:p>
-    <w:p>
-      <w:pPr>
-        <w:rPr>
-          <w:lang w:val="pl-PL"/>
-        </w:rPr>
-      </w:pPr>
+      <w:proofErr w:type="spellStart"/>
       <w:r>
         <w:rPr>
           <w:lang w:val="pl-PL"/>
         </w:rPr>
-        <w:t>Celem ćwiczenia jest zapoznanie się z dwiema nieinwazyjnymi metodami pomiaru parametrów układu krążenia: fotopletyzmografią i pulsoksymetrią. Badanie pozwala na obserwację zmiany objętości naczyń krwionośnych oraz zbadanie wpływu wysiłku fizycznego na tętno.</w:t>
+        <w:t>fotopletyzmograficzny</w:t>
       </w:r>
-    </w:p>
-    <w:p>
-      <w:pPr>
-        <w:pStyle w:val="Nagwek1"/>
-        <w:rPr>
-          <w:lang w:val="pl-PL"/>
-        </w:rPr>
-      </w:pPr>
+      <w:proofErr w:type="spellEnd"/>
       <w:r>
         <w:rPr>
           <w:lang w:val="pl-PL"/>
         </w:rPr>
-        <w:t>3. Krótki opis czynności</w:t>
+        <w:t xml:space="preserve"> na palec pacjenta, z którego zebrano sygnał </w:t>
       </w:r>
-    </w:p>
-    <w:p>
-      <w:pPr>
-        <w:rPr>
-          <w:lang w:val="pl-PL"/>
-        </w:rPr>
-      </w:pPr>
+      <w:proofErr w:type="spellStart"/>
       <w:r>
         <w:rPr>
           <w:lang w:val="pl-PL"/>
         </w:rPr>
-        <w:t>W pierwszej fazie ćwiczenia dokonano kalibracji toru pomiarowego za pomocą modułu KL-75006 i stacji bazowej KL-72001. Podłączono generator sygnałowy i oscyloskop w celu wyznaczenia charakterystyk amplitudowo-częstotliwościowych filtrów (górnoprzepustowych i dolnoprzepustowego) poprzez przesuwanie odpowiednich zworek na płytce i zmianę częstotliwości wejściowej. Następnie zweryfikowano działanie poszczególnych układów formujących sygnał (wzmacniaczy, modułu różniczkującego, komparatora oraz multiwibratora monostabilnego). Na koniec podłączono czujnik fotopletyzmograficzny na palec pacjenta, z którego zebrano sygnał fotopletyzmograficzny. Równolegle zastosowano pulsoksymetr. Wykonano pomiary tętna pacjenta w spoczynku, a następnie po wykonaniu krótkiego wysiłku fizycznego (przysiadów), aby zaobserwować zmiany w pracy układu krążenia.</w:t>
+        <w:t>fotopletyzmograficzny</w:t>
       </w:r>
-    </w:p>
-    <w:p>
-      <w:pPr>
-        <w:pStyle w:val="Nagwek1"/>
-        <w:rPr>
-          <w:lang w:val="pl-PL"/>
-        </w:rPr>
-      </w:pPr>
+      <w:proofErr w:type="spellEnd"/>
       <w:r>
         <w:rPr>
           <w:lang w:val="pl-PL"/>
         </w:rPr>
-        <w:t>4. Wyniki pomiarów</w:t>
-      </w:r>
-    </w:p>
-    <w:p>
-      <w:pPr>
-        <w:pStyle w:val="Nagwek2"/>
-        <w:rPr>
-          <w:lang w:val="pl-PL"/>
-        </w:rPr>
-      </w:pPr>
-      <w:r>
-        <w:rPr>
-          <w:lang w:val="pl-PL"/>
-        </w:rPr>
-        <w:t>a. Badanie właściwości toru pomiarowego</w:t>
+        <w:t>. Równolegle zastosowano pulsoksymetr. Wykonano pomiary tętna pacjenta w spoczynku, a następnie po wykonaniu krótkiego wysiłku fizycznego (przysiadów), aby zaobserwować zmiany w pracy układu krążenia.</w:t>
       </w:r>
     </w:p>
     <w:p>
@@ -1056,7 +1098,21 @@
         <w:rPr>
           <w:lang w:val="pl-PL"/>
         </w:rPr>
-        <w:t>A. Charakterystyka filtra górnoprzepustowego (Pozycja 1 Hz)</w:t>
+        <w:t xml:space="preserve">A. Charakterystyka filtra górnoprzepustowego (Pozycja 1 </w:t>
+      </w:r>
+      <w:proofErr w:type="spellStart"/>
+      <w:r>
+        <w:rPr>
+          <w:lang w:val="pl-PL"/>
+        </w:rPr>
+        <w:t>Hz</w:t>
+      </w:r>
+      <w:proofErr w:type="spellEnd"/>
+      <w:r>
+        <w:rPr>
+          <w:lang w:val="pl-PL"/>
+        </w:rPr>
+        <w:t>)</w:t>
       </w:r>
     </w:p>
     <w:tbl>
@@ -1077,8 +1133,13 @@
             <w:tcW w:w="2160" w:type="dxa"/>
           </w:tcPr>
           <w:p>
-            <w:r>
-              <w:t>Częstotliwość f [Hz]</w:t>
+            <w:proofErr w:type="spellStart"/>
+            <w:r>
+              <w:t>Częstotliwość</w:t>
+            </w:r>
+            <w:proofErr w:type="spellEnd"/>
+            <w:r>
+              <w:t xml:space="preserve"> f [Hz]</w:t>
             </w:r>
           </w:p>
         </w:tc>
@@ -1246,7 +1307,6 @@
           </w:tcPr>
           <w:p>
             <w:r>
-              <w:lastRenderedPageBreak/>
               <w:t>2.00</w:t>
             </w:r>
           </w:p>
@@ -1541,8 +1601,9 @@
         <w:rPr>
           <w:noProof/>
         </w:rPr>
+        <w:lastRenderedPageBreak/>
         <w:drawing>
-          <wp:inline distT="0" distB="0" distL="0" distR="0" wp14:anchorId="4F9E9ADD" wp14:editId="12A7EB7A">
+          <wp:inline distT="0" distB="0" distL="0" distR="0" wp14:anchorId="51EB059F" wp14:editId="40438678">
             <wp:extent cx="5486400" cy="2743200"/>
             <wp:effectExtent l="0" t="0" r="0" b="0"/>
             <wp:docPr id="1" name="Picture 1"/>
@@ -1588,7 +1649,175 @@
         <w:rPr>
           <w:lang w:val="pl-PL"/>
         </w:rPr>
-        <w:t>Analiza: Wyznaczona z wykresu częstotliwość graniczna f_c (spadek o 3 dB od maksymalnego wzmocnienia wynoszącego ok. 4 dB, czyli spadek do poziomu 1 dB) znajduje się w pobliżu wartości 1 Hz (zmierzone 1.1 Hz daje Kv = 1.56 dB, a 1.0 Hz daje Kv = 0.74 dB). Wartość wyznaczona praktycznie pokrywa się z wartością nominalną filtra wynoszącą 1 Hz.</w:t>
+        <w:t xml:space="preserve">Wyznaczona z wykresu częstotliwość graniczna </w:t>
+      </w:r>
+      <w:proofErr w:type="spellStart"/>
+      <w:r>
+        <w:rPr>
+          <w:lang w:val="pl-PL"/>
+        </w:rPr>
+        <w:t>f_c</w:t>
+      </w:r>
+      <w:proofErr w:type="spellEnd"/>
+      <w:r>
+        <w:rPr>
+          <w:lang w:val="pl-PL"/>
+        </w:rPr>
+        <w:t xml:space="preserve"> (spadek o 3 </w:t>
+      </w:r>
+      <w:proofErr w:type="spellStart"/>
+      <w:r>
+        <w:rPr>
+          <w:lang w:val="pl-PL"/>
+        </w:rPr>
+        <w:t>dB</w:t>
+      </w:r>
+      <w:proofErr w:type="spellEnd"/>
+      <w:r>
+        <w:rPr>
+          <w:lang w:val="pl-PL"/>
+        </w:rPr>
+        <w:t xml:space="preserve"> od maksymalnego wzmocnienia wynoszącego ok. 4 </w:t>
+      </w:r>
+      <w:proofErr w:type="spellStart"/>
+      <w:r>
+        <w:rPr>
+          <w:lang w:val="pl-PL"/>
+        </w:rPr>
+        <w:t>dB</w:t>
+      </w:r>
+      <w:proofErr w:type="spellEnd"/>
+      <w:r>
+        <w:rPr>
+          <w:lang w:val="pl-PL"/>
+        </w:rPr>
+        <w:t xml:space="preserve">, czyli spadek do poziomu 1 </w:t>
+      </w:r>
+      <w:proofErr w:type="spellStart"/>
+      <w:r>
+        <w:rPr>
+          <w:lang w:val="pl-PL"/>
+        </w:rPr>
+        <w:t>dB</w:t>
+      </w:r>
+      <w:proofErr w:type="spellEnd"/>
+      <w:r>
+        <w:rPr>
+          <w:lang w:val="pl-PL"/>
+        </w:rPr>
+        <w:t xml:space="preserve">) znajduje się w pobliżu wartości 1 </w:t>
+      </w:r>
+      <w:proofErr w:type="spellStart"/>
+      <w:r>
+        <w:rPr>
+          <w:lang w:val="pl-PL"/>
+        </w:rPr>
+        <w:t>Hz</w:t>
+      </w:r>
+      <w:proofErr w:type="spellEnd"/>
+      <w:r>
+        <w:rPr>
+          <w:lang w:val="pl-PL"/>
+        </w:rPr>
+        <w:t xml:space="preserve"> (zmierzone 1.1 </w:t>
+      </w:r>
+      <w:proofErr w:type="spellStart"/>
+      <w:r>
+        <w:rPr>
+          <w:lang w:val="pl-PL"/>
+        </w:rPr>
+        <w:t>Hz</w:t>
+      </w:r>
+      <w:proofErr w:type="spellEnd"/>
+      <w:r>
+        <w:rPr>
+          <w:lang w:val="pl-PL"/>
+        </w:rPr>
+        <w:t xml:space="preserve"> daje </w:t>
+      </w:r>
+      <w:proofErr w:type="spellStart"/>
+      <w:r>
+        <w:rPr>
+          <w:lang w:val="pl-PL"/>
+        </w:rPr>
+        <w:t>Kv</w:t>
+      </w:r>
+      <w:proofErr w:type="spellEnd"/>
+      <w:r>
+        <w:rPr>
+          <w:lang w:val="pl-PL"/>
+        </w:rPr>
+        <w:t xml:space="preserve"> = 1.56 </w:t>
+      </w:r>
+      <w:proofErr w:type="spellStart"/>
+      <w:r>
+        <w:rPr>
+          <w:lang w:val="pl-PL"/>
+        </w:rPr>
+        <w:t>dB</w:t>
+      </w:r>
+      <w:proofErr w:type="spellEnd"/>
+      <w:r>
+        <w:rPr>
+          <w:lang w:val="pl-PL"/>
+        </w:rPr>
+        <w:t xml:space="preserve">, a 1.0 </w:t>
+      </w:r>
+      <w:proofErr w:type="spellStart"/>
+      <w:r>
+        <w:rPr>
+          <w:lang w:val="pl-PL"/>
+        </w:rPr>
+        <w:t>Hz</w:t>
+      </w:r>
+      <w:proofErr w:type="spellEnd"/>
+      <w:r>
+        <w:rPr>
+          <w:lang w:val="pl-PL"/>
+        </w:rPr>
+        <w:t xml:space="preserve"> daje </w:t>
+      </w:r>
+      <w:proofErr w:type="spellStart"/>
+      <w:r>
+        <w:rPr>
+          <w:lang w:val="pl-PL"/>
+        </w:rPr>
+        <w:t>Kv</w:t>
+      </w:r>
+      <w:proofErr w:type="spellEnd"/>
+      <w:r>
+        <w:rPr>
+          <w:lang w:val="pl-PL"/>
+        </w:rPr>
+        <w:t xml:space="preserve"> = 0.74 </w:t>
+      </w:r>
+      <w:proofErr w:type="spellStart"/>
+      <w:r>
+        <w:rPr>
+          <w:lang w:val="pl-PL"/>
+        </w:rPr>
+        <w:t>dB</w:t>
+      </w:r>
+      <w:proofErr w:type="spellEnd"/>
+      <w:r>
+        <w:rPr>
+          <w:lang w:val="pl-PL"/>
+        </w:rPr>
+        <w:t xml:space="preserve">). Wartość wyznaczona praktycznie pokrywa się z wartością nominalną filtra wynoszącą 1 </w:t>
+      </w:r>
+      <w:proofErr w:type="spellStart"/>
+      <w:r>
+        <w:rPr>
+          <w:lang w:val="pl-PL"/>
+        </w:rPr>
+        <w:t>Hz</w:t>
+      </w:r>
+      <w:proofErr w:type="spellEnd"/>
+      <w:r>
+        <w:rPr>
+          <w:lang w:val="pl-PL"/>
+        </w:rPr>
+        <w:t>.</w:t>
       </w:r>
     </w:p>
     <w:p>
@@ -1602,7 +1831,21 @@
         <w:rPr>
           <w:lang w:val="pl-PL"/>
         </w:rPr>
-        <w:t>A. Charakterystyka filtra górnoprzepustowego (Pozycja 0.3 Hz)</w:t>
+        <w:t xml:space="preserve">A. Charakterystyka filtra górnoprzepustowego (Pozycja 0.3 </w:t>
+      </w:r>
+      <w:proofErr w:type="spellStart"/>
+      <w:r>
+        <w:rPr>
+          <w:lang w:val="pl-PL"/>
+        </w:rPr>
+        <w:t>Hz</w:t>
+      </w:r>
+      <w:proofErr w:type="spellEnd"/>
+      <w:r>
+        <w:rPr>
+          <w:lang w:val="pl-PL"/>
+        </w:rPr>
+        <w:t>)</w:t>
       </w:r>
     </w:p>
     <w:tbl>
@@ -1623,8 +1866,13 @@
             <w:tcW w:w="2160" w:type="dxa"/>
           </w:tcPr>
           <w:p>
-            <w:r>
-              <w:t>Częstotliwość f [Hz]</w:t>
+            <w:proofErr w:type="spellStart"/>
+            <w:r>
+              <w:t>Częstotliwość</w:t>
+            </w:r>
+            <w:proofErr w:type="spellEnd"/>
+            <w:r>
+              <w:t xml:space="preserve"> f [Hz]</w:t>
             </w:r>
           </w:p>
         </w:tc>
@@ -2088,7 +2336,7 @@
         </w:rPr>
         <w:lastRenderedPageBreak/>
         <w:drawing>
-          <wp:inline distT="0" distB="0" distL="0" distR="0" wp14:anchorId="4F015CF8" wp14:editId="02587209">
+          <wp:inline distT="0" distB="0" distL="0" distR="0" wp14:anchorId="798A7E09" wp14:editId="5112144F">
             <wp:extent cx="5486400" cy="2743200"/>
             <wp:effectExtent l="0" t="0" r="0" b="0"/>
             <wp:docPr id="2" name="Picture 2"/>
@@ -2134,7 +2382,77 @@
         <w:rPr>
           <w:lang w:val="pl-PL"/>
         </w:rPr>
-        <w:t>Analiza: Charakterystyka jest bardziej płaska dla niskich częstotliwości, a spadek napięcia jest zauważalny dopiero poniżej 0.5 Hz (częstotliwość nominalna wynosi 0.3 Hz). Tłumienie przy 0.1 Hz wynosi już -16 dB, co potwierdza prawidłowe odcinanie składowej stałej i bardzo wolnych zakłóceń pletyzmogramu (np. związanych z oddychaniem).</w:t>
+        <w:t xml:space="preserve">Charakterystyka jest bardziej płaska dla niskich częstotliwości, a spadek napięcia jest zauważalny dopiero poniżej 0.5 </w:t>
+      </w:r>
+      <w:proofErr w:type="spellStart"/>
+      <w:r>
+        <w:rPr>
+          <w:lang w:val="pl-PL"/>
+        </w:rPr>
+        <w:t>Hz</w:t>
+      </w:r>
+      <w:proofErr w:type="spellEnd"/>
+      <w:r>
+        <w:rPr>
+          <w:lang w:val="pl-PL"/>
+        </w:rPr>
+        <w:t xml:space="preserve"> (częstotliwość nominalna wynosi 0.3 </w:t>
+      </w:r>
+      <w:proofErr w:type="spellStart"/>
+      <w:r>
+        <w:rPr>
+          <w:lang w:val="pl-PL"/>
+        </w:rPr>
+        <w:t>Hz</w:t>
+      </w:r>
+      <w:proofErr w:type="spellEnd"/>
+      <w:r>
+        <w:rPr>
+          <w:lang w:val="pl-PL"/>
+        </w:rPr>
+        <w:t xml:space="preserve">). Tłumienie przy 0.1 </w:t>
+      </w:r>
+      <w:proofErr w:type="spellStart"/>
+      <w:r>
+        <w:rPr>
+          <w:lang w:val="pl-PL"/>
+        </w:rPr>
+        <w:t>Hz</w:t>
+      </w:r>
+      <w:proofErr w:type="spellEnd"/>
+      <w:r>
+        <w:rPr>
+          <w:lang w:val="pl-PL"/>
+        </w:rPr>
+        <w:t xml:space="preserve"> wynosi już -16 </w:t>
+      </w:r>
+      <w:proofErr w:type="spellStart"/>
+      <w:r>
+        <w:rPr>
+          <w:lang w:val="pl-PL"/>
+        </w:rPr>
+        <w:t>dB</w:t>
+      </w:r>
+      <w:proofErr w:type="spellEnd"/>
+      <w:r>
+        <w:rPr>
+          <w:lang w:val="pl-PL"/>
+        </w:rPr>
+        <w:t xml:space="preserve">, co potwierdza prawidłowe odcinanie składowej stałej i bardzo wolnych zakłóceń </w:t>
+      </w:r>
+      <w:proofErr w:type="spellStart"/>
+      <w:r>
+        <w:rPr>
+          <w:lang w:val="pl-PL"/>
+        </w:rPr>
+        <w:t>pletyzmogramu</w:t>
+      </w:r>
+      <w:proofErr w:type="spellEnd"/>
+      <w:r>
+        <w:rPr>
+          <w:lang w:val="pl-PL"/>
+        </w:rPr>
+        <w:t xml:space="preserve"> (np. związanych z oddychaniem).</w:t>
       </w:r>
     </w:p>
     <w:p>
@@ -2169,9 +2487,11 @@
             <w:tcW w:w="2160" w:type="dxa"/>
           </w:tcPr>
           <w:p>
+            <w:proofErr w:type="spellStart"/>
             <w:r>
               <w:t>Ustawienie</w:t>
             </w:r>
+            <w:proofErr w:type="spellEnd"/>
           </w:p>
         </w:tc>
         <w:tc>
@@ -2290,25 +2610,128 @@
         </w:tc>
       </w:tr>
     </w:tbl>
-    <w:p/>
     <w:p>
       <w:pPr>
         <w:rPr>
           <w:lang w:val="pl-PL"/>
         </w:rPr>
       </w:pPr>
+    </w:p>
+    <w:p>
+      <w:pPr>
+        <w:rPr>
+          <w:lang w:val="pl-PL"/>
+        </w:rPr>
+      </w:pPr>
       <w:r>
         <w:rPr>
           <w:lang w:val="pl-PL"/>
         </w:rPr>
-        <w:t>Analiza: Zmiana ustawienia zworki powoduje prawidłowe zwiększenie wzmocnienia. Dla pozycji x50 uzyskano rzeczywiste wzmocnienie napięciowe rzędu Ku = 5.12/0.11 = 46.5 V/V. Dla pozycji x100 uzyskano Ku = 9.68/0.11 = 88.0 V/V. Wartości mierzone są bardzo bliskie wartościom nominalnym (margines błędu to tolerancja rezystorów układu i błąd odczytu na oscyloskopie).</w:t>
+        <w:t>Zmiana ustawienia zworki powoduje prawidłowe zwiększenie wzmocnienia. Dla pozycji x50 uzyskano rzeczywiste wzmocnienie napięciowe rzędu Ku = 5.12/0.11 = 46.5 V/V. Dla pozycji x100 uzyskano Ku = 9.68/0.11 = 88.0 V/V. Wartości mierzone są bardzo bliskie wartościom nominalnym.</w:t>
+      </w:r>
+    </w:p>
+    <w:p>
+      <w:pPr>
+        <w:rPr>
+          <w:b/>
+          <w:color w:val="FF0000"/>
+          <w:lang w:val="pl-PL"/>
+        </w:rPr>
+      </w:pPr>
+      <w:r>
+        <w:rPr>
+          <w:b/>
+          <w:color w:val="FF0000"/>
+          <w:lang w:val="pl-PL"/>
+        </w:rPr>
+        <w:lastRenderedPageBreak/>
+        <w:br/>
+      </w:r>
+      <w:r>
+        <w:rPr>
+          <w:b/>
+          <w:noProof/>
+          <w:color w:val="FF0000"/>
+          <w:lang w:val="pl-PL"/>
+        </w:rPr>
+        <w:drawing>
+          <wp:inline distT="0" distB="0" distL="0" distR="0" wp14:anchorId="147DE2E1" wp14:editId="42972F1B">
+            <wp:extent cx="5481955" cy="7310755"/>
+            <wp:effectExtent l="0" t="0" r="4445" b="4445"/>
+            <wp:docPr id="427187762" name="Obraz 6"/>
+            <wp:cNvGraphicFramePr>
+              <a:graphicFrameLocks xmlns:a="http://schemas.openxmlformats.org/drawingml/2006/main" noChangeAspect="1"/>
+            </wp:cNvGraphicFramePr>
+            <a:graphic xmlns:a="http://schemas.openxmlformats.org/drawingml/2006/main">
+              <a:graphicData uri="http://schemas.openxmlformats.org/drawingml/2006/picture">
+                <pic:pic xmlns:pic="http://schemas.openxmlformats.org/drawingml/2006/picture">
+                  <pic:nvPicPr>
+                    <pic:cNvPr id="0" name="Picture 6"/>
+                    <pic:cNvPicPr>
+                      <a:picLocks noChangeAspect="1" noChangeArrowheads="1"/>
+                    </pic:cNvPicPr>
+                  </pic:nvPicPr>
+                  <pic:blipFill>
+                    <a:blip r:embed="rId8">
+                      <a:extLst>
+                        <a:ext uri="{28A0092B-C50C-407E-A947-70E740481C1C}">
+                          <a14:useLocalDpi xmlns:a14="http://schemas.microsoft.com/office/drawing/2010/main" val="0"/>
+                        </a:ext>
+                      </a:extLst>
+                    </a:blip>
+                    <a:srcRect/>
+                    <a:stretch>
+                      <a:fillRect/>
+                    </a:stretch>
+                  </pic:blipFill>
+                  <pic:spPr bwMode="auto">
+                    <a:xfrm>
+                      <a:off x="0" y="0"/>
+                      <a:ext cx="5481955" cy="7310755"/>
+                    </a:xfrm>
+                    <a:prstGeom prst="rect">
+                      <a:avLst/>
+                    </a:prstGeom>
+                    <a:noFill/>
+                    <a:ln>
+                      <a:noFill/>
+                    </a:ln>
+                  </pic:spPr>
+                </pic:pic>
+              </a:graphicData>
+            </a:graphic>
+          </wp:inline>
+        </w:drawing>
+      </w:r>
+    </w:p>
+    <w:p>
+      <w:pPr>
+        <w:jc w:val="center"/>
+        <w:rPr>
+          <w:lang w:val="pl-PL"/>
+        </w:rPr>
+      </w:pPr>
+      <w:r>
+        <w:rPr>
+          <w:b/>
+          <w:color w:val="FF0000"/>
+          <w:lang w:val="pl-PL"/>
+        </w:rPr>
+        <w:br/>
       </w:r>
     </w:p>
     <w:p>
       <w:pPr>
         <w:pStyle w:val="Nagwek3"/>
+        <w:rPr>
+          <w:lang w:val="pl-PL"/>
+        </w:rPr>
       </w:pPr>
       <w:r>
+        <w:rPr>
+          <w:lang w:val="pl-PL"/>
+        </w:rPr>
+        <w:lastRenderedPageBreak/>
         <w:t>C. Charakterystyka filtra dolnoprzepustowego 4. rzędu</w:t>
       </w:r>
     </w:p>
@@ -2330,8 +2753,13 @@
             <w:tcW w:w="2160" w:type="dxa"/>
           </w:tcPr>
           <w:p>
-            <w:r>
-              <w:t>Częstotliwość f [Hz]</w:t>
+            <w:proofErr w:type="spellStart"/>
+            <w:r>
+              <w:t>Częstotliwość</w:t>
+            </w:r>
+            <w:proofErr w:type="spellEnd"/>
+            <w:r>
+              <w:t xml:space="preserve"> f [Hz]</w:t>
             </w:r>
           </w:p>
         </w:tc>
@@ -2583,7 +3011,6 @@
           </w:tcPr>
           <w:p>
             <w:r>
-              <w:lastRenderedPageBreak/>
               <w:t>40.00</w:t>
             </w:r>
           </w:p>
@@ -2753,7 +3180,7 @@
           <w:noProof/>
         </w:rPr>
         <w:drawing>
-          <wp:inline distT="0" distB="0" distL="0" distR="0" wp14:anchorId="161B71E1" wp14:editId="35EC7778">
+          <wp:inline distT="0" distB="0" distL="0" distR="0" wp14:anchorId="3DA1EA0C" wp14:editId="079CB5EA">
             <wp:extent cx="5486400" cy="2743200"/>
             <wp:effectExtent l="0" t="0" r="0" b="0"/>
             <wp:docPr id="3" name="Picture 3"/>
@@ -2768,7 +3195,7 @@
                     <pic:cNvPicPr/>
                   </pic:nvPicPr>
                   <pic:blipFill>
-                    <a:blip r:embed="rId8"/>
+                    <a:blip r:embed="rId9"/>
                     <a:stretch>
                       <a:fillRect/>
                     </a:stretch>
@@ -2795,11 +3222,212 @@
           <w:lang w:val="pl-PL"/>
         </w:rPr>
       </w:pPr>
+    </w:p>
+    <w:p>
+      <w:pPr>
+        <w:rPr>
+          <w:lang w:val="pl-PL"/>
+        </w:rPr>
+      </w:pPr>
       <w:r>
         <w:rPr>
           <w:lang w:val="pl-PL"/>
         </w:rPr>
-        <w:t>Analiza: Maksymalne wzmocnienie w paśmie przepustowym to ok. 8.6 dB. Poziom -3 dB wypada zatem przy wzmocnieniu ok. 5.6 dB. Z tabeli i wykresu wynika, że taki spadek następuje w okolicy częstotliwości 42 Hz (40 Hz = 6.19 dB; 45 Hz = 4.0 dB). Potwierdza to zgodność z nominalną częstotliwością odcięcia filtru LPF, wynoszącą 40 Hz, redukującego wyższe harmoniczne i zakłócenia sieciowe (50 Hz uległo wyraźnemu stłumieniu do poziomu poniżej 1 dB).</w:t>
+        <w:t xml:space="preserve">Maksymalne wzmocnienie w paśmie przepustowym to ok. 8.6 </w:t>
+      </w:r>
+      <w:proofErr w:type="spellStart"/>
+      <w:r>
+        <w:rPr>
+          <w:lang w:val="pl-PL"/>
+        </w:rPr>
+        <w:t>dB</w:t>
+      </w:r>
+      <w:proofErr w:type="spellEnd"/>
+      <w:r>
+        <w:rPr>
+          <w:lang w:val="pl-PL"/>
+        </w:rPr>
+        <w:t xml:space="preserve">. Poziom -3 </w:t>
+      </w:r>
+      <w:proofErr w:type="spellStart"/>
+      <w:r>
+        <w:rPr>
+          <w:lang w:val="pl-PL"/>
+        </w:rPr>
+        <w:t>dB</w:t>
+      </w:r>
+      <w:proofErr w:type="spellEnd"/>
+      <w:r>
+        <w:rPr>
+          <w:lang w:val="pl-PL"/>
+        </w:rPr>
+        <w:t xml:space="preserve"> wypada zatem przy wzmocnieniu ok. 5.6 </w:t>
+      </w:r>
+      <w:proofErr w:type="spellStart"/>
+      <w:r>
+        <w:rPr>
+          <w:lang w:val="pl-PL"/>
+        </w:rPr>
+        <w:t>dB</w:t>
+      </w:r>
+      <w:proofErr w:type="spellEnd"/>
+      <w:r>
+        <w:rPr>
+          <w:lang w:val="pl-PL"/>
+        </w:rPr>
+        <w:t xml:space="preserve">. Z tabeli i wykresu wynika, że taki spadek następuje w okolicy częstotliwości 42 </w:t>
+      </w:r>
+      <w:proofErr w:type="spellStart"/>
+      <w:r>
+        <w:rPr>
+          <w:lang w:val="pl-PL"/>
+        </w:rPr>
+        <w:t>Hz</w:t>
+      </w:r>
+      <w:proofErr w:type="spellEnd"/>
+      <w:r>
+        <w:rPr>
+          <w:lang w:val="pl-PL"/>
+        </w:rPr>
+        <w:t xml:space="preserve"> (40 </w:t>
+      </w:r>
+      <w:proofErr w:type="spellStart"/>
+      <w:r>
+        <w:rPr>
+          <w:lang w:val="pl-PL"/>
+        </w:rPr>
+        <w:t>Hz</w:t>
+      </w:r>
+      <w:proofErr w:type="spellEnd"/>
+      <w:r>
+        <w:rPr>
+          <w:lang w:val="pl-PL"/>
+        </w:rPr>
+        <w:t xml:space="preserve"> = 6.19 </w:t>
+      </w:r>
+      <w:proofErr w:type="spellStart"/>
+      <w:r>
+        <w:rPr>
+          <w:lang w:val="pl-PL"/>
+        </w:rPr>
+        <w:t>dB</w:t>
+      </w:r>
+      <w:proofErr w:type="spellEnd"/>
+      <w:r>
+        <w:rPr>
+          <w:lang w:val="pl-PL"/>
+        </w:rPr>
+        <w:t xml:space="preserve">; 45 </w:t>
+      </w:r>
+      <w:proofErr w:type="spellStart"/>
+      <w:r>
+        <w:rPr>
+          <w:lang w:val="pl-PL"/>
+        </w:rPr>
+        <w:t>Hz</w:t>
+      </w:r>
+      <w:proofErr w:type="spellEnd"/>
+      <w:r>
+        <w:rPr>
+          <w:lang w:val="pl-PL"/>
+        </w:rPr>
+        <w:t xml:space="preserve"> = 4.0 </w:t>
+      </w:r>
+      <w:proofErr w:type="spellStart"/>
+      <w:r>
+        <w:rPr>
+          <w:lang w:val="pl-PL"/>
+        </w:rPr>
+        <w:t>dB</w:t>
+      </w:r>
+      <w:proofErr w:type="spellEnd"/>
+      <w:r>
+        <w:rPr>
+          <w:lang w:val="pl-PL"/>
+        </w:rPr>
+        <w:t xml:space="preserve">). Potwierdza to zgodność z nominalną częstotliwością odcięcia filtru LPF (40 </w:t>
+      </w:r>
+      <w:proofErr w:type="spellStart"/>
+      <w:r>
+        <w:rPr>
+          <w:lang w:val="pl-PL"/>
+        </w:rPr>
+        <w:t>Hz</w:t>
+      </w:r>
+      <w:proofErr w:type="spellEnd"/>
+      <w:r>
+        <w:rPr>
+          <w:lang w:val="pl-PL"/>
+        </w:rPr>
+        <w:t>).</w:t>
+      </w:r>
+    </w:p>
+    <w:p>
+      <w:pPr>
+        <w:rPr>
+          <w:lang w:val="pl-PL"/>
+        </w:rPr>
+      </w:pPr>
+      <w:r>
+        <w:rPr>
+          <w:noProof/>
+          <w:lang w:val="pl-PL"/>
+        </w:rPr>
+        <w:lastRenderedPageBreak/>
+        <w:drawing>
+          <wp:inline distT="0" distB="0" distL="0" distR="0" wp14:anchorId="00E87358" wp14:editId="4B5E916D">
+            <wp:extent cx="5481955" cy="7310755"/>
+            <wp:effectExtent l="0" t="0" r="4445" b="4445"/>
+            <wp:docPr id="195944858" name="Obraz 7"/>
+            <wp:cNvGraphicFramePr>
+              <a:graphicFrameLocks xmlns:a="http://schemas.openxmlformats.org/drawingml/2006/main" noChangeAspect="1"/>
+            </wp:cNvGraphicFramePr>
+            <a:graphic xmlns:a="http://schemas.openxmlformats.org/drawingml/2006/main">
+              <a:graphicData uri="http://schemas.openxmlformats.org/drawingml/2006/picture">
+                <pic:pic xmlns:pic="http://schemas.openxmlformats.org/drawingml/2006/picture">
+                  <pic:nvPicPr>
+                    <pic:cNvPr id="0" name="Picture 7"/>
+                    <pic:cNvPicPr>
+                      <a:picLocks noChangeAspect="1" noChangeArrowheads="1"/>
+                    </pic:cNvPicPr>
+                  </pic:nvPicPr>
+                  <pic:blipFill>
+                    <a:blip r:embed="rId10">
+                      <a:extLst>
+                        <a:ext uri="{28A0092B-C50C-407E-A947-70E740481C1C}">
+                          <a14:useLocalDpi xmlns:a14="http://schemas.microsoft.com/office/drawing/2010/main" val="0"/>
+                        </a:ext>
+                      </a:extLst>
+                    </a:blip>
+                    <a:srcRect/>
+                    <a:stretch>
+                      <a:fillRect/>
+                    </a:stretch>
+                  </pic:blipFill>
+                  <pic:spPr bwMode="auto">
+                    <a:xfrm>
+                      <a:off x="0" y="0"/>
+                      <a:ext cx="5481955" cy="7310755"/>
+                    </a:xfrm>
+                    <a:prstGeom prst="rect">
+                      <a:avLst/>
+                    </a:prstGeom>
+                    <a:noFill/>
+                    <a:ln>
+                      <a:noFill/>
+                    </a:ln>
+                  </pic:spPr>
+                </pic:pic>
+              </a:graphicData>
+            </a:graphic>
+          </wp:inline>
+        </w:drawing>
+      </w:r>
+      <w:r>
+        <w:rPr>
+          <w:lang w:val="pl-PL"/>
+        </w:rPr>
+        <w:t xml:space="preserve"> </w:t>
       </w:r>
     </w:p>
     <w:p>
@@ -2809,6 +3437,22 @@
           <w:lang w:val="pl-PL"/>
         </w:rPr>
       </w:pPr>
+    </w:p>
+    <w:p>
+      <w:pPr>
+        <w:pStyle w:val="Nagwek3"/>
+        <w:rPr>
+          <w:lang w:val="pl-PL"/>
+        </w:rPr>
+      </w:pPr>
+    </w:p>
+    <w:p>
+      <w:pPr>
+        <w:pStyle w:val="Nagwek3"/>
+        <w:rPr>
+          <w:lang w:val="pl-PL"/>
+        </w:rPr>
+      </w:pPr>
       <w:r>
         <w:rPr>
           <w:lang w:val="pl-PL"/>
@@ -2824,9 +3468,99 @@
       </w:pPr>
       <w:r>
         <w:rPr>
-          <w:lang w:val="pl-PL"/>
-        </w:rPr>
-        <w:t>Zasada działania i wnioski: Zadaniem układu różniczkującego jest przekształcenie szybkich zmian sygnału (zboczy) na wąskie szpilki napięciowe. Odpowiada to matematycznej operacji różniczkowania po czasie. Na powyższym oscylogramie widać, że w momencie gwałtownego zbocza narastającego i opadającego sygnału wejściowego, układ generuje charakterystyczne „piki”. W fotopletyzmografie stosuje się go w celu wyostrzenia maksimum fali pletyzmograficznej, co pozwala na precyzyjne odmierzenie momentu wystąpienia skurczu serca.</w:t>
+          <w:noProof/>
+          <w:lang w:val="pl-PL"/>
+        </w:rPr>
+        <w:drawing>
+          <wp:inline distT="0" distB="0" distL="0" distR="0" wp14:anchorId="0FED7CF1" wp14:editId="60FB6FE1">
+            <wp:extent cx="5481955" cy="7310755"/>
+            <wp:effectExtent l="0" t="0" r="4445" b="4445"/>
+            <wp:docPr id="317904341" name="Obraz 10"/>
+            <wp:cNvGraphicFramePr>
+              <a:graphicFrameLocks xmlns:a="http://schemas.openxmlformats.org/drawingml/2006/main" noChangeAspect="1"/>
+            </wp:cNvGraphicFramePr>
+            <a:graphic xmlns:a="http://schemas.openxmlformats.org/drawingml/2006/main">
+              <a:graphicData uri="http://schemas.openxmlformats.org/drawingml/2006/picture">
+                <pic:pic xmlns:pic="http://schemas.openxmlformats.org/drawingml/2006/picture">
+                  <pic:nvPicPr>
+                    <pic:cNvPr id="0" name="Picture 10"/>
+                    <pic:cNvPicPr>
+                      <a:picLocks noChangeAspect="1" noChangeArrowheads="1"/>
+                    </pic:cNvPicPr>
+                  </pic:nvPicPr>
+                  <pic:blipFill>
+                    <a:blip r:embed="rId11">
+                      <a:extLst>
+                        <a:ext uri="{28A0092B-C50C-407E-A947-70E740481C1C}">
+                          <a14:useLocalDpi xmlns:a14="http://schemas.microsoft.com/office/drawing/2010/main" val="0"/>
+                        </a:ext>
+                      </a:extLst>
+                    </a:blip>
+                    <a:srcRect/>
+                    <a:stretch>
+                      <a:fillRect/>
+                    </a:stretch>
+                  </pic:blipFill>
+                  <pic:spPr bwMode="auto">
+                    <a:xfrm>
+                      <a:off x="0" y="0"/>
+                      <a:ext cx="5481955" cy="7310755"/>
+                    </a:xfrm>
+                    <a:prstGeom prst="rect">
+                      <a:avLst/>
+                    </a:prstGeom>
+                    <a:noFill/>
+                    <a:ln>
+                      <a:noFill/>
+                    </a:ln>
+                  </pic:spPr>
+                </pic:pic>
+              </a:graphicData>
+            </a:graphic>
+          </wp:inline>
+        </w:drawing>
+      </w:r>
+    </w:p>
+    <w:p>
+      <w:pPr>
+        <w:rPr>
+          <w:lang w:val="pl-PL"/>
+        </w:rPr>
+      </w:pPr>
+      <w:r>
+        <w:rPr>
+          <w:lang w:val="pl-PL"/>
+        </w:rPr>
+        <w:lastRenderedPageBreak/>
+        <w:t xml:space="preserve">Zadaniem układu różniczkującego jest przekształcenie szybkich zmian sygnału (zboczy) na wąskie szpilki napięciowe. Odpowiada to matematycznej operacji różniczkowania po czasie. Na powyższym oscylogramie widać, że w momencie gwałtownego zbocza narastającego i opadającego sygnału wejściowego, układ generuje charakterystyczne „piki”. W </w:t>
+      </w:r>
+      <w:proofErr w:type="spellStart"/>
+      <w:r>
+        <w:rPr>
+          <w:lang w:val="pl-PL"/>
+        </w:rPr>
+        <w:t>fotopletyzmografie</w:t>
+      </w:r>
+      <w:proofErr w:type="spellEnd"/>
+      <w:r>
+        <w:rPr>
+          <w:lang w:val="pl-PL"/>
+        </w:rPr>
+        <w:t xml:space="preserve"> stosuje się go w celu wyostrzenia maksimum fali </w:t>
+      </w:r>
+      <w:proofErr w:type="spellStart"/>
+      <w:r>
+        <w:rPr>
+          <w:lang w:val="pl-PL"/>
+        </w:rPr>
+        <w:t>pletyzmograficznej</w:t>
+      </w:r>
+      <w:proofErr w:type="spellEnd"/>
+      <w:r>
+        <w:rPr>
+          <w:lang w:val="pl-PL"/>
+        </w:rPr>
+        <w:t>.</w:t>
       </w:r>
     </w:p>
     <w:p>
@@ -2859,9 +3593,19 @@
             <w:tcW w:w="4320" w:type="dxa"/>
           </w:tcPr>
           <w:p>
-            <w:r>
-              <w:t>Ustawienie potencjometru</w:t>
-            </w:r>
+            <w:proofErr w:type="spellStart"/>
+            <w:r>
+              <w:t>Ustawienie</w:t>
+            </w:r>
+            <w:proofErr w:type="spellEnd"/>
+            <w:r>
+              <w:t xml:space="preserve"> </w:t>
+            </w:r>
+            <w:proofErr w:type="spellStart"/>
+            <w:r>
+              <w:t>potencjometru</w:t>
+            </w:r>
+            <w:proofErr w:type="spellEnd"/>
           </w:p>
         </w:tc>
         <w:tc>
@@ -2920,19 +3664,24 @@
         </w:tc>
       </w:tr>
     </w:tbl>
-    <w:p/>
     <w:p>
       <w:pPr>
         <w:rPr>
           <w:lang w:val="pl-PL"/>
         </w:rPr>
       </w:pPr>
+    </w:p>
+    <w:p>
+      <w:pPr>
+        <w:rPr>
+          <w:lang w:val="pl-PL"/>
+        </w:rPr>
+      </w:pPr>
       <w:r>
         <w:rPr>
           <w:lang w:val="pl-PL"/>
         </w:rPr>
-        <w:lastRenderedPageBreak/>
-        <w:t>Analiza: Oscylogram oraz dane tabelaryczne (zmiana napięcia od 0.024 V na skrajnie lewym ustawieniu potencjometru do 1.0 V w prawo) potwierdzają działanie wzmacniacza różniczkującego z regulowanym wzmocnieniem, co umożliwia odpowiednie przeskalowanie pików przed ich podaniem na komparator.</w:t>
+        <w:t>Oscylogram oraz dane tabelaryczne potwierdzają działanie wzmacniacza różniczkującego z regulowanym wzmocnieniem, co umożliwia odpowiednie przeskalowanie pików przed ich podaniem na komparator.</w:t>
       </w:r>
     </w:p>
     <w:p>
@@ -2951,15 +3700,59 @@
     </w:p>
     <w:p>
       <w:pPr>
+        <w:jc w:val="center"/>
         <w:rPr>
           <w:lang w:val="pl-PL"/>
         </w:rPr>
       </w:pPr>
       <w:r>
         <w:rPr>
-          <w:lang w:val="pl-PL"/>
-        </w:rPr>
-        <w:t>Analiza: Z danych w pliku pomiarowym wyznaczono napięcie progowe Vth = 100 mV (0.1 V). Komparator działa jako progowy detektor przejścia. Sygnał różniczkowany, który przekracza próg 100 mV na wejściu (dodatniej lub ujemnej histerezy), wywołuje natychmiastową zmianę stanu wyjścia układu (odcięcie i generacja prostokąta), uodparniając tor pomiarowy na niskonapięciowe szumy z otoczenia i tła.</w:t>
+          <w:b/>
+          <w:color w:val="FF0000"/>
+          <w:lang w:val="pl-PL"/>
+        </w:rPr>
+        <w:br/>
+      </w:r>
+    </w:p>
+    <w:p>
+      <w:pPr>
+        <w:rPr>
+          <w:lang w:val="pl-PL"/>
+        </w:rPr>
+      </w:pPr>
+      <w:r>
+        <w:rPr>
+          <w:lang w:val="pl-PL"/>
+        </w:rPr>
+        <w:t xml:space="preserve">Analiza: Z danych w pliku pomiarowym wyznaczono napięcie progowe </w:t>
+      </w:r>
+      <w:proofErr w:type="spellStart"/>
+      <w:r>
+        <w:rPr>
+          <w:lang w:val="pl-PL"/>
+        </w:rPr>
+        <w:t>Vth</w:t>
+      </w:r>
+      <w:proofErr w:type="spellEnd"/>
+      <w:r>
+        <w:rPr>
+          <w:lang w:val="pl-PL"/>
+        </w:rPr>
+        <w:t xml:space="preserve"> = 100 </w:t>
+      </w:r>
+      <w:proofErr w:type="spellStart"/>
+      <w:r>
+        <w:rPr>
+          <w:lang w:val="pl-PL"/>
+        </w:rPr>
+        <w:t>mV</w:t>
+      </w:r>
+      <w:proofErr w:type="spellEnd"/>
+      <w:r>
+        <w:rPr>
+          <w:lang w:val="pl-PL"/>
+        </w:rPr>
+        <w:t xml:space="preserve"> (0.1 V). Komparator działa jako progowy detektor przejścia. Sygnał różniczkowany, który przekracza próg na wejściu, wywołuje natychmiastową zmianę stanu wyjścia układu, uodparniając tor pomiarowy na niskonapięciowe szumy.</w:t>
       </w:r>
     </w:p>
     <w:p>
@@ -2986,7 +3779,7 @@
         <w:rPr>
           <w:lang w:val="pl-PL"/>
         </w:rPr>
-        <w:t>Analiza zależności: Moduł generuje na wyjściu pojedynczy impuls prostokątny za każdym razem, gdy na jego wejście trafi sygnał z komparatora. Zmiana ustawień potencjometru (regulacja oporu) wpływa na zmianę stałej czasowej T=RC. Zgodnie ze wzorem, zwiększenie rezystancji odpowiednio wydłuża czas trwania impulsu po stronie wyjściowej (co wyraźnie widać po porównaniu rysunku G.1 z G.2). Cel: Stosuje się to do ustalenia czasu trwania „martwej strefy” zliczania – co zapobiega zliczaniu jednego podwójnego echa skurczu dwukrotnie (tzw. zjawisko drgania zestyków/załamków dicrotycznych) upewniając system, że wygenerowany prostokąt odpowiada tylko jednemu uderzeniu serca pacjenta.</w:t>
+        <w:t>Moduł generuje na wyjściu pojedynczy impuls prostokątny za każdym razem, gdy na jego wejście trafi sygnał z komparatora. Zmiana ustawień potencjometru (regulacja oporu) wpływa na zmianę stałej czasowej T=RC. Zgodnie ze wzorem, zwiększenie rezystancji odpowiednio wydłuża czas trwania impulsu po stronie wyjściowej (co wyraźnie widać po porównaniu rysunku G.1 z G.2). Cel: Stosuje się to do ustalenia czasu trwania „martwej strefy” zliczania – co zapobiega zliczaniu jednego podwójnego echa skurczu dwukrotnie.</w:t>
       </w:r>
     </w:p>
     <w:p>
@@ -3000,7 +3793,35 @@
         <w:rPr>
           <w:lang w:val="pl-PL"/>
         </w:rPr>
-        <w:t>b. Badanie fotopletyzmograficzne i pulsoksymetryczne pacjenta</w:t>
+        <w:t xml:space="preserve">b. Badanie </w:t>
+      </w:r>
+      <w:proofErr w:type="spellStart"/>
+      <w:r>
+        <w:rPr>
+          <w:lang w:val="pl-PL"/>
+        </w:rPr>
+        <w:t>fotopletyzmograficzne</w:t>
+      </w:r>
+      <w:proofErr w:type="spellEnd"/>
+      <w:r>
+        <w:rPr>
+          <w:lang w:val="pl-PL"/>
+        </w:rPr>
+        <w:t xml:space="preserve"> i </w:t>
+      </w:r>
+      <w:proofErr w:type="spellStart"/>
+      <w:r>
+        <w:rPr>
+          <w:lang w:val="pl-PL"/>
+        </w:rPr>
+        <w:t>pulsoksymetryczne</w:t>
+      </w:r>
+      <w:proofErr w:type="spellEnd"/>
+      <w:r>
+        <w:rPr>
+          <w:lang w:val="pl-PL"/>
+        </w:rPr>
+        <w:t xml:space="preserve"> pacjenta</w:t>
       </w:r>
     </w:p>
     <w:tbl>
@@ -3112,9 +3933,89 @@
       </w:tr>
     </w:tbl>
     <w:p>
+      <w:pPr>
+        <w:rPr>
+          <w:b/>
+          <w:color w:val="FF0000"/>
+          <w:lang w:val="pl-PL"/>
+        </w:rPr>
+      </w:pPr>
       <w:r>
+        <w:lastRenderedPageBreak/>
         <w:br/>
-        <w:t>PPG Spoczynek:</w:t>
+        <w:t xml:space="preserve">PPG </w:t>
+      </w:r>
+      <w:proofErr w:type="spellStart"/>
+      <w:r>
+        <w:t>Spoczynek</w:t>
+      </w:r>
+      <w:proofErr w:type="spellEnd"/>
+      <w:r>
+        <w:t>:</w:t>
+      </w:r>
+      <w:r>
+        <w:rPr>
+          <w:b/>
+          <w:color w:val="FF0000"/>
+          <w:lang w:val="pl-PL"/>
+        </w:rPr>
+        <w:br/>
+      </w:r>
+      <w:r>
+        <w:rPr>
+          <w:b/>
+          <w:noProof/>
+          <w:color w:val="FF0000"/>
+          <w:lang w:val="pl-PL"/>
+        </w:rPr>
+        <w:drawing>
+          <wp:inline distT="0" distB="0" distL="0" distR="0" wp14:anchorId="1EBD0894" wp14:editId="4DC53300">
+            <wp:extent cx="5481955" cy="7310755"/>
+            <wp:effectExtent l="0" t="0" r="4445" b="4445"/>
+            <wp:docPr id="1242840618" name="Obraz 1"/>
+            <wp:cNvGraphicFramePr>
+              <a:graphicFrameLocks xmlns:a="http://schemas.openxmlformats.org/drawingml/2006/main" noChangeAspect="1"/>
+            </wp:cNvGraphicFramePr>
+            <a:graphic xmlns:a="http://schemas.openxmlformats.org/drawingml/2006/main">
+              <a:graphicData uri="http://schemas.openxmlformats.org/drawingml/2006/picture">
+                <pic:pic xmlns:pic="http://schemas.openxmlformats.org/drawingml/2006/picture">
+                  <pic:nvPicPr>
+                    <pic:cNvPr id="0" name="Picture 1"/>
+                    <pic:cNvPicPr>
+                      <a:picLocks noChangeAspect="1" noChangeArrowheads="1"/>
+                    </pic:cNvPicPr>
+                  </pic:nvPicPr>
+                  <pic:blipFill>
+                    <a:blip r:embed="rId12">
+                      <a:extLst>
+                        <a:ext uri="{28A0092B-C50C-407E-A947-70E740481C1C}">
+                          <a14:useLocalDpi xmlns:a14="http://schemas.microsoft.com/office/drawing/2010/main" val="0"/>
+                        </a:ext>
+                      </a:extLst>
+                    </a:blip>
+                    <a:srcRect/>
+                    <a:stretch>
+                      <a:fillRect/>
+                    </a:stretch>
+                  </pic:blipFill>
+                  <pic:spPr bwMode="auto">
+                    <a:xfrm>
+                      <a:off x="0" y="0"/>
+                      <a:ext cx="5481955" cy="7310755"/>
+                    </a:xfrm>
+                    <a:prstGeom prst="rect">
+                      <a:avLst/>
+                    </a:prstGeom>
+                    <a:noFill/>
+                    <a:ln>
+                      <a:noFill/>
+                    </a:ln>
+                  </pic:spPr>
+                </pic:pic>
+              </a:graphicData>
+            </a:graphic>
+          </wp:inline>
+        </w:drawing>
       </w:r>
     </w:p>
     <w:p>
@@ -3123,11 +4024,33 @@
           <w:lang w:val="pl-PL"/>
         </w:rPr>
       </w:pPr>
+    </w:p>
+    <w:p>
+      <w:pPr>
+        <w:rPr>
+          <w:lang w:val="pl-PL"/>
+        </w:rPr>
+      </w:pPr>
       <w:r>
         <w:rPr>
           <w:lang w:val="pl-PL"/>
         </w:rPr>
-        <w:t>Rys. PPG.1: Przebieg PPG pacjenta (Vo1) w spoczynku. (Na oscylogramie widać ok. 8 pików na przestrzeni 10 działek x 500 ms = 5 sekund. Daje to średni odstęp T = 0.625 s, a tętno HR = 60 / 0.625 = 96 bpm).</w:t>
+        <w:lastRenderedPageBreak/>
+        <w:t xml:space="preserve">1. Wpływ wysiłku fizycznego na sygnał PPG: Po wystąpieniu wysiłku fizycznego zauważalny był znaczny wzrost częstotliwości skurczów serca na </w:t>
+      </w:r>
+      <w:proofErr w:type="spellStart"/>
+      <w:r>
+        <w:rPr>
+          <w:lang w:val="pl-PL"/>
+        </w:rPr>
+        <w:t>fotopletyzmogramie</w:t>
+      </w:r>
+      <w:proofErr w:type="spellEnd"/>
+      <w:r>
+        <w:rPr>
+          <w:lang w:val="pl-PL"/>
+        </w:rPr>
+        <w:t>. Na oscylogramach odzwierciedla to wyraźne skrócenie się okresu (odstępu między pikami skurczowymi). Jednocześnie na skutek pracy układu współczulnego i skurczu naczyń na obwodzie palca, ulega również zmianie stała amplituda objętościowa pulsującej krwi (obniżenie fali pulsu PPG).</w:t>
       </w:r>
     </w:p>
     <w:p>
@@ -3140,7 +4063,63 @@
         <w:rPr>
           <w:lang w:val="pl-PL"/>
         </w:rPr>
-        <w:t>Rys. PPG.2: Przebieg PPG pacjenta (Vo2) w spoczynku, ze znacznie zredukowanym zjawiskiem zaszumienia poprzez układy filtrujące.</w:t>
+        <w:t xml:space="preserve">2. Porównanie </w:t>
+      </w:r>
+      <w:proofErr w:type="spellStart"/>
+      <w:r>
+        <w:rPr>
+          <w:lang w:val="pl-PL"/>
+        </w:rPr>
+        <w:t>fotopletyzmografii</w:t>
+      </w:r>
+      <w:proofErr w:type="spellEnd"/>
+      <w:r>
+        <w:rPr>
+          <w:lang w:val="pl-PL"/>
+        </w:rPr>
+        <w:t xml:space="preserve"> i </w:t>
+      </w:r>
+      <w:proofErr w:type="spellStart"/>
+      <w:r>
+        <w:rPr>
+          <w:lang w:val="pl-PL"/>
+        </w:rPr>
+        <w:t>pulsoksymetrii</w:t>
+      </w:r>
+      <w:proofErr w:type="spellEnd"/>
+      <w:r>
+        <w:rPr>
+          <w:lang w:val="pl-PL"/>
+        </w:rPr>
+        <w:t xml:space="preserve"> (HR): Odczyty wyliczone z oscyloskopu były zbliżone do odczytów wskazywanych bezpośrednio przez komercyjny pulsoksymetr (w spoczynku 96 </w:t>
+      </w:r>
+      <w:proofErr w:type="spellStart"/>
+      <w:r>
+        <w:rPr>
+          <w:lang w:val="pl-PL"/>
+        </w:rPr>
+        <w:t>bpm</w:t>
+      </w:r>
+      <w:proofErr w:type="spellEnd"/>
+      <w:r>
+        <w:rPr>
+          <w:lang w:val="pl-PL"/>
+        </w:rPr>
+        <w:t xml:space="preserve">). Różnice wynikają z odmiennych algorytmów estymacji: pulsoksymetr mierzy uśrednioną częstość akcji z okna czasowego (kilka sekund), by wygładzić drobne niestabilności, podczas gdy z manualnego wyliczenia HR = 60/T opartego o oscylogramy pobieramy najczęściej tylko dystans między dwoma pojedynczymi skurczami (który to podlega chwilowej naturalnej zmienności rytmu zatokowego, </w:t>
+      </w:r>
+      <w:proofErr w:type="spellStart"/>
+      <w:r>
+        <w:rPr>
+          <w:lang w:val="pl-PL"/>
+        </w:rPr>
+        <w:t>tzv</w:t>
+      </w:r>
+      <w:proofErr w:type="spellEnd"/>
+      <w:r>
+        <w:rPr>
+          <w:lang w:val="pl-PL"/>
+        </w:rPr>
+        <w:t>. HRV).</w:t>
       </w:r>
     </w:p>
     <w:p>
@@ -3153,75 +4132,91 @@
         <w:rPr>
           <w:lang w:val="pl-PL"/>
         </w:rPr>
-        <w:br/>
-        <w:t>PPG Po wysiłku:</w:t>
+        <w:t xml:space="preserve">3. Różnice fizykalne obu metod: Obie techniki są metodami optycznymi i nieinwazyjnymi. </w:t>
       </w:r>
-    </w:p>
-    <w:p>
-      <w:pPr>
-        <w:rPr>
-          <w:lang w:val="pl-PL"/>
-        </w:rPr>
-      </w:pPr>
+      <w:proofErr w:type="spellStart"/>
       <w:r>
         <w:rPr>
           <w:lang w:val="pl-PL"/>
         </w:rPr>
-        <w:lastRenderedPageBreak/>
-        <w:t>Rys. PPG.3: Przebieg PPG po intensywnym wysiłku (zwiększona częstość). Na oscylogramie zarejestrowano ok. 11 pików w ciągu 5 sekund (10 działek x 500 ms), co daje okres T = 0.45 s i obliczone tętno HR = 133 bpm.</w:t>
+        <w:t>Fotopletyzmografia</w:t>
       </w:r>
-    </w:p>
-    <w:p>
-      <w:pPr>
-        <w:pStyle w:val="Nagwek1"/>
-        <w:rPr>
-          <w:lang w:val="pl-PL"/>
-        </w:rPr>
-      </w:pPr>
+      <w:proofErr w:type="spellEnd"/>
       <w:r>
         <w:rPr>
           <w:lang w:val="pl-PL"/>
         </w:rPr>
-        <w:t>5. Omówienie wyników</w:t>
+        <w:t xml:space="preserve"> używa zazwyczaj jednego, szerokopasmowego emitera (np. podczerwieni) oraz detektora i bada jedynie relatywną zmianę w pochłanianiu światła podczas pulsowania naczyń (przydatna do oceny fali tętna, np. HR). </w:t>
       </w:r>
-    </w:p>
-    <w:p>
-      <w:pPr>
-        <w:rPr>
-          <w:lang w:val="pl-PL"/>
-        </w:rPr>
-      </w:pPr>
+      <w:proofErr w:type="spellStart"/>
       <w:r>
         <w:rPr>
           <w:lang w:val="pl-PL"/>
         </w:rPr>
-        <w:t>1. Wpływ wysiłku fizycznego na sygnał PPG: Po wystąpieniu wysiłku fizycznego zauważalny był znaczny wzrost częstotliwości skurczów serca na fotopletyzmogramie. Na oscylogramach odzwierciedla to wyraźne skrócenie się okresu (odstępu między pikami skurczowymi). Jednocześnie na skutek pracy układu współczulnego i skurczu naczyń na obwodzie palca, ulega również zmianie stała amplituda objętościowa pulsującej krwi (obniżenie fali pulsu PPG).</w:t>
+        <w:t>Pulsoksymetria</w:t>
       </w:r>
-    </w:p>
-    <w:p>
-      <w:pPr>
-        <w:rPr>
-          <w:lang w:val="pl-PL"/>
-        </w:rPr>
-      </w:pPr>
+      <w:proofErr w:type="spellEnd"/>
       <w:r>
         <w:rPr>
           <w:lang w:val="pl-PL"/>
         </w:rPr>
-        <w:t>2. Porównanie fotopletyzmografii i pulsoksymetrii (HR): Odczyty wyliczone z oscyloskopu były zbliżone do odczytów wskazywanych bezpośrednio przez komercyjny pulsoksymetr (w spoczynku 96 bpm). Różnice wynikają z odmiennych algorytmów estymacji: pulsoksymetr mierzy uśrednioną częstość akcji z okna czasowego (kilka sekund), by wygładzić drobne niestabilności, podczas gdy z manualnego wyliczenia HR = 60/T opartego o oscylogramy pobieramy najczęściej tylko dystans między dwoma pojedynczymi skurczami (który to podlega chwilowej naturalnej zmienności rytmu zatokowego, tzv. HRV).</w:t>
+        <w:t xml:space="preserve"> z kolei analizuje absorpcję dla dwóch odrębnych długości fal światła jednocześnie (czerwonej - ok. 660 </w:t>
       </w:r>
-    </w:p>
-    <w:p>
-      <w:pPr>
-        <w:rPr>
-          <w:lang w:val="pl-PL"/>
-        </w:rPr>
-      </w:pPr>
+      <w:proofErr w:type="spellStart"/>
       <w:r>
         <w:rPr>
           <w:lang w:val="pl-PL"/>
         </w:rPr>
-        <w:t>3. Różnice fizykalne obu metod: Obie techniki są metodami optycznymi i nieinwazyjnymi. Fotopletyzmografia używa zazwyczaj jednego, szerokopasmowego emitera (np. podczerwieni) oraz detektora i bada jedynie relatywną zmianę w pochłanianiu światła podczas pulsowania naczyń (przydatna do oceny fali tętna, np. HR). Pulsoksymetria z kolei analizuje absorpcję dla dwóch odrębnych długości fal światła jednocześnie (czerwonej - ok. 660 nm, oraz podczerwonej - ok. 940 nm), wykorzystując różne współczynniki absorpcji światła dla hemoglobiny utlenowanej (oksyhemoglobiny) oraz odtlenowanej (deoksyhemoglobiny). Pozwala to, prócz częstości akcji serca, numerycznie wyznaczyć procentowe wysycenie tlenem krwi tętniczej (SpO2).</w:t>
+        <w:t>nm</w:t>
+      </w:r>
+      <w:proofErr w:type="spellEnd"/>
+      <w:r>
+        <w:rPr>
+          <w:lang w:val="pl-PL"/>
+        </w:rPr>
+        <w:t xml:space="preserve">, oraz podczerwonej - ok. 940 </w:t>
+      </w:r>
+      <w:proofErr w:type="spellStart"/>
+      <w:r>
+        <w:rPr>
+          <w:lang w:val="pl-PL"/>
+        </w:rPr>
+        <w:t>nm</w:t>
+      </w:r>
+      <w:proofErr w:type="spellEnd"/>
+      <w:r>
+        <w:rPr>
+          <w:lang w:val="pl-PL"/>
+        </w:rPr>
+        <w:t xml:space="preserve">), wykorzystując różne współczynniki absorpcji światła dla hemoglobiny utlenowanej (oksyhemoglobiny) oraz </w:t>
+      </w:r>
+      <w:proofErr w:type="spellStart"/>
+      <w:r>
+        <w:rPr>
+          <w:lang w:val="pl-PL"/>
+        </w:rPr>
+        <w:t>odtlenowanej</w:t>
+      </w:r>
+      <w:proofErr w:type="spellEnd"/>
+      <w:r>
+        <w:rPr>
+          <w:lang w:val="pl-PL"/>
+        </w:rPr>
+        <w:t xml:space="preserve"> (</w:t>
+      </w:r>
+      <w:proofErr w:type="spellStart"/>
+      <w:r>
+        <w:rPr>
+          <w:lang w:val="pl-PL"/>
+        </w:rPr>
+        <w:t>deoksyhemoglobiny</w:t>
+      </w:r>
+      <w:proofErr w:type="spellEnd"/>
+      <w:r>
+        <w:rPr>
+          <w:lang w:val="pl-PL"/>
+        </w:rPr>
+        <w:t>). Pozwala to, prócz częstości akcji serca, numerycznie wyznaczyć procentowe wysycenie tlenem krwi tętniczej (SpO2).</w:t>
       </w:r>
     </w:p>
     <w:sectPr>
@@ -3407,31 +4402,31 @@
       </w:rPr>
     </w:lvl>
   </w:abstractNum>
-  <w:num w:numId="1" w16cid:durableId="1275752420">
+  <w:num w:numId="1" w16cid:durableId="1643073376">
     <w:abstractNumId w:val="8"/>
   </w:num>
-  <w:num w:numId="2" w16cid:durableId="199587879">
+  <w:num w:numId="2" w16cid:durableId="171065653">
     <w:abstractNumId w:val="6"/>
   </w:num>
-  <w:num w:numId="3" w16cid:durableId="1002245316">
+  <w:num w:numId="3" w16cid:durableId="174850357">
     <w:abstractNumId w:val="5"/>
   </w:num>
-  <w:num w:numId="4" w16cid:durableId="1017342732">
+  <w:num w:numId="4" w16cid:durableId="465850816">
     <w:abstractNumId w:val="4"/>
   </w:num>
-  <w:num w:numId="5" w16cid:durableId="1321737797">
+  <w:num w:numId="5" w16cid:durableId="42484376">
     <w:abstractNumId w:val="7"/>
   </w:num>
-  <w:num w:numId="6" w16cid:durableId="318463768">
+  <w:num w:numId="6" w16cid:durableId="1784104967">
     <w:abstractNumId w:val="3"/>
   </w:num>
-  <w:num w:numId="7" w16cid:durableId="2897483">
+  <w:num w:numId="7" w16cid:durableId="1043284989">
     <w:abstractNumId w:val="2"/>
   </w:num>
-  <w:num w:numId="8" w16cid:durableId="1321423045">
+  <w:num w:numId="8" w16cid:durableId="542981161">
     <w:abstractNumId w:val="1"/>
   </w:num>
-  <w:num w:numId="9" w16cid:durableId="765006263">
+  <w:num w:numId="9" w16cid:durableId="1472095541">
     <w:abstractNumId w:val="0"/>
   </w:num>
 </w:numbering>
